--- a/files/ECOM_Last_Sale_Postmortem.docx
+++ b/files/ECOM_Last_Sale_Postmortem.docx
@@ -10,21 +10,12 @@
         <w:rPr>
           <w:color w:val="1F4E78"/>
         </w:rPr>
-        <w:t>E-commerce — ECOM Last Sale Postmortem</w:t>
+        <w:t>E-Commerce Sale Post-Mortem - 4.4 Mega Sale 2026</w:t>
       </w:r>
     </w:p>
     <w:p>
       <w:r>
-        <w:rPr>
-          <w:i/>
-        </w:rPr>
-        <w:t>Document owner: E-commerce Office</w:t>
-      </w:r>
-      <w:r>
-        <w:rPr>
-          <w:i/>
-        </w:rPr>
-        <w:t xml:space="preserve">  ·  Version: FY2025-A  ·  Classification: Internal — Working</w:t>
+        <w:t>Event: 4.4 Mega Sale | Dates: 1-4 April 2026 | Reviewer: Hadar Caspit (e-Commerce GM) | Distributed to: Trading Council, Marketing, Operations, Tech</w:t>
       </w:r>
     </w:p>
     <w:p>
@@ -32,17 +23,400 @@
         <w:pStyle w:val="Heading1"/>
       </w:pPr>
       <w:r>
-        <w:t>1. Executive Summary</w:t>
+        <w:t>1. Outcome vs target</w:t>
+      </w:r>
+    </w:p>
+    <w:tbl>
+      <w:tblPr>
+        <w:tblStyle w:val="LightGrid-Accent1"/>
+        <w:tblW w:type="auto" w:w="0"/>
+        <w:tblLook w:firstColumn="1" w:firstRow="1" w:lastColumn="0" w:lastRow="0" w:noHBand="0" w:noVBand="1" w:val="04A0"/>
+      </w:tblPr>
+      <w:tblGrid>
+        <w:gridCol w:w="2160"/>
+        <w:gridCol w:w="2160"/>
+        <w:gridCol w:w="2160"/>
+        <w:gridCol w:w="2160"/>
+      </w:tblGrid>
+      <w:tr>
+        <w:tc>
+          <w:tcPr>
+            <w:tcW w:type="dxa" w:w="2160"/>
+          </w:tcPr>
+          <w:p>
+            <w:r>
+              <w:rPr>
+                <w:b/>
+              </w:rPr>
+              <w:t>Metric</w:t>
+            </w:r>
+          </w:p>
+        </w:tc>
+        <w:tc>
+          <w:tcPr>
+            <w:tcW w:type="dxa" w:w="2160"/>
+          </w:tcPr>
+          <w:p>
+            <w:r>
+              <w:rPr>
+                <w:b/>
+              </w:rPr>
+              <w:t>Target</w:t>
+            </w:r>
+          </w:p>
+        </w:tc>
+        <w:tc>
+          <w:tcPr>
+            <w:tcW w:type="dxa" w:w="2160"/>
+          </w:tcPr>
+          <w:p>
+            <w:r>
+              <w:rPr>
+                <w:b/>
+              </w:rPr>
+              <w:t>Actual</w:t>
+            </w:r>
+          </w:p>
+        </w:tc>
+        <w:tc>
+          <w:tcPr>
+            <w:tcW w:type="dxa" w:w="2160"/>
+          </w:tcPr>
+          <w:p>
+            <w:r>
+              <w:rPr>
+                <w:b/>
+              </w:rPr>
+              <w:t>Variance</w:t>
+            </w:r>
+          </w:p>
+        </w:tc>
+      </w:tr>
+      <w:tr>
+        <w:tc>
+          <w:tcPr>
+            <w:tcW w:type="dxa" w:w="2160"/>
+          </w:tcPr>
+          <w:p>
+            <w:r>
+              <w:t>GMV (MYR M)</w:t>
+            </w:r>
+          </w:p>
+        </w:tc>
+        <w:tc>
+          <w:tcPr>
+            <w:tcW w:type="dxa" w:w="2160"/>
+          </w:tcPr>
+          <w:p>
+            <w:r>
+              <w:t>142.0</w:t>
+            </w:r>
+          </w:p>
+        </w:tc>
+        <w:tc>
+          <w:tcPr>
+            <w:tcW w:type="dxa" w:w="2160"/>
+          </w:tcPr>
+          <w:p>
+            <w:r>
+              <w:t>128.4</w:t>
+            </w:r>
+          </w:p>
+        </w:tc>
+        <w:tc>
+          <w:tcPr>
+            <w:tcW w:type="dxa" w:w="2160"/>
+          </w:tcPr>
+          <w:p>
+            <w:r>
+              <w:t>-9.6%</w:t>
+            </w:r>
+          </w:p>
+        </w:tc>
+      </w:tr>
+      <w:tr>
+        <w:tc>
+          <w:tcPr>
+            <w:tcW w:type="dxa" w:w="2160"/>
+          </w:tcPr>
+          <w:p>
+            <w:r>
+              <w:t>Orders (k)</w:t>
+            </w:r>
+          </w:p>
+        </w:tc>
+        <w:tc>
+          <w:tcPr>
+            <w:tcW w:type="dxa" w:w="2160"/>
+          </w:tcPr>
+          <w:p>
+            <w:r>
+              <w:t>420</w:t>
+            </w:r>
+          </w:p>
+        </w:tc>
+        <w:tc>
+          <w:tcPr>
+            <w:tcW w:type="dxa" w:w="2160"/>
+          </w:tcPr>
+          <w:p>
+            <w:r>
+              <w:t>388</w:t>
+            </w:r>
+          </w:p>
+        </w:tc>
+        <w:tc>
+          <w:tcPr>
+            <w:tcW w:type="dxa" w:w="2160"/>
+          </w:tcPr>
+          <w:p>
+            <w:r>
+              <w:t>-7.6%</w:t>
+            </w:r>
+          </w:p>
+        </w:tc>
+      </w:tr>
+      <w:tr>
+        <w:tc>
+          <w:tcPr>
+            <w:tcW w:type="dxa" w:w="2160"/>
+          </w:tcPr>
+          <w:p>
+            <w:r>
+              <w:t>AOV (MYR)</w:t>
+            </w:r>
+          </w:p>
+        </w:tc>
+        <w:tc>
+          <w:tcPr>
+            <w:tcW w:type="dxa" w:w="2160"/>
+          </w:tcPr>
+          <w:p>
+            <w:r>
+              <w:t>338</w:t>
+            </w:r>
+          </w:p>
+        </w:tc>
+        <w:tc>
+          <w:tcPr>
+            <w:tcW w:type="dxa" w:w="2160"/>
+          </w:tcPr>
+          <w:p>
+            <w:r>
+              <w:t>331</w:t>
+            </w:r>
+          </w:p>
+        </w:tc>
+        <w:tc>
+          <w:tcPr>
+            <w:tcW w:type="dxa" w:w="2160"/>
+          </w:tcPr>
+          <w:p>
+            <w:r>
+              <w:t>-2.1%</w:t>
+            </w:r>
+          </w:p>
+        </w:tc>
+      </w:tr>
+      <w:tr>
+        <w:tc>
+          <w:tcPr>
+            <w:tcW w:type="dxa" w:w="2160"/>
+          </w:tcPr>
+          <w:p>
+            <w:r>
+              <w:t>Conversion rate</w:t>
+            </w:r>
+          </w:p>
+        </w:tc>
+        <w:tc>
+          <w:tcPr>
+            <w:tcW w:type="dxa" w:w="2160"/>
+          </w:tcPr>
+          <w:p>
+            <w:r>
+              <w:t>3.4%</w:t>
+            </w:r>
+          </w:p>
+        </w:tc>
+        <w:tc>
+          <w:tcPr>
+            <w:tcW w:type="dxa" w:w="2160"/>
+          </w:tcPr>
+          <w:p>
+            <w:r>
+              <w:t>3.1%</w:t>
+            </w:r>
+          </w:p>
+        </w:tc>
+        <w:tc>
+          <w:tcPr>
+            <w:tcW w:type="dxa" w:w="2160"/>
+          </w:tcPr>
+          <w:p>
+            <w:r>
+              <w:t>-30 bps</w:t>
+            </w:r>
+          </w:p>
+        </w:tc>
+      </w:tr>
+      <w:tr>
+        <w:tc>
+          <w:tcPr>
+            <w:tcW w:type="dxa" w:w="2160"/>
+          </w:tcPr>
+          <w:p>
+            <w:r>
+              <w:t>Return rate</w:t>
+            </w:r>
+          </w:p>
+        </w:tc>
+        <w:tc>
+          <w:tcPr>
+            <w:tcW w:type="dxa" w:w="2160"/>
+          </w:tcPr>
+          <w:p>
+            <w:r>
+              <w:t>8.0%</w:t>
+            </w:r>
+          </w:p>
+        </w:tc>
+        <w:tc>
+          <w:tcPr>
+            <w:tcW w:type="dxa" w:w="2160"/>
+          </w:tcPr>
+          <w:p>
+            <w:r>
+              <w:t>11.4%</w:t>
+            </w:r>
+          </w:p>
+        </w:tc>
+        <w:tc>
+          <w:tcPr>
+            <w:tcW w:type="dxa" w:w="2160"/>
+          </w:tcPr>
+          <w:p>
+            <w:r>
+              <w:t>+340 bps</w:t>
+            </w:r>
+          </w:p>
+        </w:tc>
+      </w:tr>
+      <w:tr>
+        <w:tc>
+          <w:tcPr>
+            <w:tcW w:type="dxa" w:w="2160"/>
+          </w:tcPr>
+          <w:p>
+            <w:r>
+              <w:t>Customer acquisition</w:t>
+            </w:r>
+          </w:p>
+        </w:tc>
+        <w:tc>
+          <w:tcPr>
+            <w:tcW w:type="dxa" w:w="2160"/>
+          </w:tcPr>
+          <w:p>
+            <w:r>
+              <w:t>38,000</w:t>
+            </w:r>
+          </w:p>
+        </w:tc>
+        <w:tc>
+          <w:tcPr>
+            <w:tcW w:type="dxa" w:w="2160"/>
+          </w:tcPr>
+          <w:p>
+            <w:r>
+              <w:t>42,800</w:t>
+            </w:r>
+          </w:p>
+        </w:tc>
+        <w:tc>
+          <w:tcPr>
+            <w:tcW w:type="dxa" w:w="2160"/>
+          </w:tcPr>
+          <w:p>
+            <w:r>
+              <w:t>+12.6%</w:t>
+            </w:r>
+          </w:p>
+        </w:tc>
+      </w:tr>
+      <w:tr>
+        <w:tc>
+          <w:tcPr>
+            <w:tcW w:type="dxa" w:w="2160"/>
+          </w:tcPr>
+          <w:p>
+            <w:r>
+              <w:t>Repeat-buyer share</w:t>
+            </w:r>
+          </w:p>
+        </w:tc>
+        <w:tc>
+          <w:tcPr>
+            <w:tcW w:type="dxa" w:w="2160"/>
+          </w:tcPr>
+          <w:p>
+            <w:r>
+              <w:t>54%</w:t>
+            </w:r>
+          </w:p>
+        </w:tc>
+        <w:tc>
+          <w:tcPr>
+            <w:tcW w:type="dxa" w:w="2160"/>
+          </w:tcPr>
+          <w:p>
+            <w:r>
+              <w:t>49%</w:t>
+            </w:r>
+          </w:p>
+        </w:tc>
+        <w:tc>
+          <w:tcPr>
+            <w:tcW w:type="dxa" w:w="2160"/>
+          </w:tcPr>
+          <w:p>
+            <w:r>
+              <w:t>-5 pp</w:t>
+            </w:r>
+          </w:p>
+        </w:tc>
+      </w:tr>
+    </w:tbl>
+    <w:p>
+      <w:pPr>
+        <w:pStyle w:val="Heading1"/>
+      </w:pPr>
+      <w:r>
+        <w:t>2. What worked</w:t>
       </w:r>
     </w:p>
     <w:p>
+      <w:pPr>
+        <w:pStyle w:val="ListBullet"/>
+      </w:pPr>
       <w:r>
-        <w:t>This document is the working artefact for the ecom last sale postmortem use case in the e-commerce domain. It is staged for a Microsoft 365 Copilot Cowork / Notebook demo and contains plausible (illustrative) figures, lists, and narratives — not real customer data. The numbers tie back to the companion spreadsheet of the same stem.</w:t>
+        <w:t>New-user acquisition exceeded plan by 12.6% via TikTok creator program</w:t>
       </w:r>
     </w:p>
     <w:p>
+      <w:pPr>
+        <w:pStyle w:val="ListBullet"/>
+      </w:pPr>
       <w:r>
-        <w:t>The intended demo flow: a e-commerce stakeholder asks Copilot to summarise, compare, draft, or distribute the contents of this file alongside related artefacts. Cowork fans the task out into 5 parallel sub-tasks (draft Word, draft email, schedule meeting, post Teams message, build action tracker). Notebook adds it as a source and answers grounded questions across all sources.</w:t>
+        <w:t>Voucher stacking strategy lifted AOV by MYR 18 vs control cell</w:t>
+      </w:r>
+    </w:p>
+    <w:p>
+      <w:pPr>
+        <w:pStyle w:val="ListBullet"/>
+      </w:pPr>
+      <w:r>
+        <w:t>Live-commerce stream peak concurrent viewers 84,000 (vs target 60,000)</w:t>
       </w:r>
     </w:p>
     <w:p>
@@ -50,17 +424,39 @@
         <w:pStyle w:val="Heading1"/>
       </w:pPr>
       <w:r>
-        <w:t>2. Scenario &amp; Background</w:t>
+        <w:t>3. What broke</w:t>
       </w:r>
     </w:p>
     <w:p>
+      <w:pPr>
+        <w:pStyle w:val="ListNumber"/>
+      </w:pPr>
       <w:r>
-        <w:t>The Group is mid-cycle on its FY2025 close and is rolling forward into FY2026 planning. The e-commerce portfolio has surfaced a mix of on-track lines and corrective items. This ecom last sale postmortem captures the working position on those items so the Group office, the operating committee, and (where relevant) the regulator-facing officer can align on next steps.</w:t>
+        <w:t>Checkout outage on Day 1 22:00-22:48 - estimated MYR 4.8M GMV loss; root cause: cart-service auto-scaling lag</w:t>
       </w:r>
     </w:p>
     <w:p>
+      <w:pPr>
+        <w:pStyle w:val="ListNumber"/>
+      </w:pPr>
       <w:r>
-        <w:t>The team has triangulated the working dataset against three peer benchmarks and against the regulator's published thresholds for the sector. Findings carried over from the prior cycle have been re-examined to test whether the original assumptions still hold under the FY2026 base case.</w:t>
+        <w:t>Payment gateway A timeouts on Day 2 between 14:00-15:30 - declined 2,800 orders worth MYR 920K</w:t>
+      </w:r>
+    </w:p>
+    <w:p>
+      <w:pPr>
+        <w:pStyle w:val="ListNumber"/>
+      </w:pPr>
+      <w:r>
+        <w:t>Fashion category over-discounted by 4-6 pp vs plan due to inconsistent supplier matching - margin damage MYR 1.2M</w:t>
+      </w:r>
+    </w:p>
+    <w:p>
+      <w:pPr>
+        <w:pStyle w:val="ListNumber"/>
+      </w:pPr>
+      <w:r>
+        <w:t>Returns surge driven by 3 sellers with poor quality control - now under suspension review</w:t>
       </w:r>
     </w:p>
     <w:p>
@@ -68,67 +464,7 @@
         <w:pStyle w:val="Heading1"/>
       </w:pPr>
       <w:r>
-        <w:t>3. Detail &amp; Working</w:t>
-      </w:r>
-    </w:p>
-    <w:p>
-      <w:pPr>
-        <w:pStyle w:val="Heading2"/>
-      </w:pPr>
-      <w:r>
-        <w:t>3.1 Position at end of period</w:t>
-      </w:r>
-    </w:p>
-    <w:p>
-      <w:r>
-        <w:t>The closing position by unit / segment is captured in the Sale Funnel tab of the companion workbook. Headline metrics — GMV MYR M, Take Rate %, MAU k — are within the agreed corridors for Electronics, Fashion, and Beauty; outside the corridor for Grocery and Home; and under recovery monitoring for Toys.</w:t>
-      </w:r>
-    </w:p>
-    <w:p>
-      <w:pPr>
-        <w:pStyle w:val="Heading2"/>
-      </w:pPr>
-      <w:r>
-        <w:t>3.2 Key drivers</w:t>
-      </w:r>
-    </w:p>
-    <w:p>
-      <w:r>
-        <w:t>The driver bridge (see Post-mortem Bridge tab) attributes the FY25 variance to a balanced mix of volume / mix, pricing and discount discipline, cost base reset, capex re-baseline, working capital, regulatory provisions, FX and hedging, and productivity / automation. Each driver carries an owner and a status (on-track / at-risk / behind / recovered / mitigated).</w:t>
-      </w:r>
-    </w:p>
-    <w:p>
-      <w:pPr>
-        <w:pStyle w:val="Heading2"/>
-      </w:pPr>
-      <w:r>
-        <w:t>3.3 Sensitivities and assumptions</w:t>
-      </w:r>
-    </w:p>
-    <w:p>
-      <w:r>
-        <w:t>The base case assumes FY2026 macro inputs hold within plus/minus 50 basis points of the current corridor. The upside and downside scenarios stress the headline metrics by plus/minus two corridors and re-test the recovery plan owners against the stressed position. Key sensitivities: rate path, FX MYR/USD, commodity benchmarks, regulator timing, and customer concentration.</w:t>
-      </w:r>
-    </w:p>
-    <w:p>
-      <w:pPr>
-        <w:pStyle w:val="Heading2"/>
-      </w:pPr>
-      <w:r>
-        <w:t>3.4 Open issues and unknowns</w:t>
-      </w:r>
-    </w:p>
-    <w:p>
-      <w:r>
-        <w:t>The watchlist (see Action Owners tab) tracks 14 indicators flagged in the prior review. Eight are on-track, four are within five points of the threshold (watch), and two have breached and triggered the escalation protocol. Owners and remediation dates are recorded against each item.</w:t>
-      </w:r>
-    </w:p>
-    <w:p>
-      <w:pPr>
-        <w:pStyle w:val="Heading1"/>
-      </w:pPr>
-      <w:r>
-        <w:t>4. Recommended Actions</w:t>
+        <w:t>4. Lessons for 6.6 Mid-Year Sale</w:t>
       </w:r>
     </w:p>
     <w:p>
@@ -136,7 +472,7 @@
         <w:pStyle w:val="ListBullet"/>
       </w:pPr>
       <w:r>
-        <w:t>Confirm the ecom last sale postmortem narrative with the E-commerce CFO before the Board cut-off.</w:t>
+        <w:t>Pre-scale cart and checkout services 96 hours ahead - confirmed with SRE</w:t>
       </w:r>
     </w:p>
     <w:p>
@@ -144,7 +480,7 @@
         <w:pStyle w:val="ListBullet"/>
       </w:pPr>
       <w:r>
-        <w:t>Lock the assumption set for the recovery plan and circulate to the division MDs for sign-off.</w:t>
+        <w:t>Dual-rail payment gateway with hot failover (gateway A primary, gateway B 25% mirror)</w:t>
       </w:r>
     </w:p>
     <w:p>
@@ -152,7 +488,7 @@
         <w:pStyle w:val="ListBullet"/>
       </w:pPr>
       <w:r>
-        <w:t>Pre-brief the regulator-facing officer on the 30/60/90-day commitments.</w:t>
+        <w:t>Discount governance - margin guardrails enforced in PIM at submission time</w:t>
       </w:r>
     </w:p>
     <w:p>
@@ -160,108 +496,7 @@
         <w:pStyle w:val="ListBullet"/>
       </w:pPr>
       <w:r>
-        <w:t>Schedule the cross-functional review with risk, legal, IR, and procurement.</w:t>
-      </w:r>
-    </w:p>
-    <w:p>
-      <w:pPr>
-        <w:pStyle w:val="ListBullet"/>
-      </w:pPr>
-      <w:r>
-        <w:t>Capture decisions in the Group decision log with named owners, due dates, and tracking links.</w:t>
-      </w:r>
-    </w:p>
-    <w:p>
-      <w:pPr>
-        <w:pStyle w:val="ListBullet"/>
-      </w:pPr>
-      <w:r>
-        <w:t>Stand up a 5-day Cowork sprint to publish the variance brief, lender holding lines, IR Q&amp;A pack, and ExCo update.</w:t>
-      </w:r>
-    </w:p>
-    <w:p>
-      <w:pPr>
-        <w:pStyle w:val="Heading1"/>
-      </w:pPr>
-      <w:r>
-        <w:t>5. Appendix — Working dataset units</w:t>
-      </w:r>
-    </w:p>
-    <w:p>
-      <w:pPr>
-        <w:pStyle w:val="ListBullet"/>
-      </w:pPr>
-      <w:r>
-        <w:t>Electronics</w:t>
-      </w:r>
-    </w:p>
-    <w:p>
-      <w:pPr>
-        <w:pStyle w:val="ListBullet"/>
-      </w:pPr>
-      <w:r>
-        <w:t>Fashion</w:t>
-      </w:r>
-    </w:p>
-    <w:p>
-      <w:pPr>
-        <w:pStyle w:val="ListBullet"/>
-      </w:pPr>
-      <w:r>
-        <w:t>Beauty</w:t>
-      </w:r>
-    </w:p>
-    <w:p>
-      <w:pPr>
-        <w:pStyle w:val="ListBullet"/>
-      </w:pPr>
-      <w:r>
-        <w:t>Grocery</w:t>
-      </w:r>
-    </w:p>
-    <w:p>
-      <w:pPr>
-        <w:pStyle w:val="ListBullet"/>
-      </w:pPr>
-      <w:r>
-        <w:t>Home</w:t>
-      </w:r>
-    </w:p>
-    <w:p>
-      <w:pPr>
-        <w:pStyle w:val="ListBullet"/>
-      </w:pPr>
-      <w:r>
-        <w:t>Toys</w:t>
-      </w:r>
-    </w:p>
-    <w:p>
-      <w:pPr>
-        <w:pStyle w:val="ListBullet"/>
-      </w:pPr>
-      <w:r>
-        <w:t>Cross-border</w:t>
-      </w:r>
-    </w:p>
-    <w:p>
-      <w:pPr>
-        <w:pStyle w:val="ListBullet"/>
-      </w:pPr>
-      <w:r>
-        <w:t>Total</w:t>
-      </w:r>
-    </w:p>
-    <w:p>
-      <w:pPr>
-        <w:pStyle w:val="Heading1"/>
-      </w:pPr>
-      <w:r>
-        <w:t>6. Sign-off &amp; Distribution</w:t>
-      </w:r>
-    </w:p>
-    <w:p>
-      <w:r>
-        <w:t>Prepared by: E-commerce Office  ·  Reviewed by: CFO  ·  Approved by: CEO  ·  Distributed to: Board, ExCo, Risk Committee, IR, Group Strategy.</w:t>
+        <w:t>Seller QA gate - any seller with &gt; 12% return rate auto-removed from campaign</w:t>
       </w:r>
     </w:p>
     <w:sectPr>
@@ -637,6 +872,10 @@
     <w:name w:val="Normal"/>
     <w:qFormat/>
     <w:rsid w:val="00FC693F"/>
+    <w:rPr>
+      <w:rFonts w:ascii="Aptos" w:hAnsi="Aptos"/>
+      <w:sz w:val="22"/>
+    </w:rPr>
   </w:style>
   <w:style w:type="paragraph" w:styleId="Header">
     <w:name w:val="header"/>

--- a/files/ECOM_Last_Sale_Postmortem.docx
+++ b/files/ECOM_Last_Sale_Postmortem.docx
@@ -4,26 +4,231 @@
   <w:body>
     <w:p>
       <w:pPr>
-        <w:pStyle w:val="Title"/>
+        <w:jc w:val="left"/>
       </w:pPr>
       <w:r>
         <w:rPr>
-          <w:color w:val="1F4E78"/>
+          <w:b/>
+          <w:color w:val="6B7280"/>
+          <w:sz w:val="18"/>
         </w:rPr>
-        <w:t>E-Commerce Sale Post-Mortem - 4.4 Mega Sale 2026</w:t>
-      </w:r>
-    </w:p>
-    <w:p>
-      <w:r>
-        <w:t>Event: 4.4 Mega Sale | Dates: 1-4 April 2026 | Reviewer: Hadar Caspit (e-Commerce GM) | Distributed to: Trading Council, Marketing, Operations, Tech</w:t>
+        <w:t>ZAVA CONGLOMERATE</w:t>
       </w:r>
     </w:p>
     <w:p>
       <w:pPr>
-        <w:pStyle w:val="Heading1"/>
+        <w:spacing w:after="40"/>
       </w:pPr>
       <w:r>
-        <w:t>1. Outcome vs target</w:t>
+        <w:rPr>
+          <w:b/>
+          <w:color w:val="1F2D55"/>
+          <w:sz w:val="44"/>
+        </w:rPr>
+        <w:t>ECOM Last Sale Postmortem</w:t>
+      </w:r>
+    </w:p>
+    <w:p>
+      <w:pPr>
+        <w:spacing w:after="200"/>
+      </w:pPr>
+      <w:r>
+        <w:rPr>
+          <w:i/>
+          <w:color w:val="4B5B7C"/>
+          <w:sz w:val="22"/>
+        </w:rPr>
+        <w:t>Incident Postmortem · Restricted</w:t>
+      </w:r>
+    </w:p>
+    <w:p>
+      <w:pPr>
+        <w:spacing w:after="40"/>
+      </w:pPr>
+      <w:r>
+        <w:rPr>
+          <w:b/>
+          <w:color w:val="1F2D55"/>
+          <w:sz w:val="20"/>
+        </w:rPr>
+        <w:t xml:space="preserve">Incident reference:  </w:t>
+      </w:r>
+      <w:r>
+        <w:rPr>
+          <w:sz w:val="20"/>
+        </w:rPr>
+        <w:t>INC-2025-4353</w:t>
+      </w:r>
+    </w:p>
+    <w:p>
+      <w:pPr>
+        <w:spacing w:after="40"/>
+      </w:pPr>
+      <w:r>
+        <w:rPr>
+          <w:b/>
+          <w:color w:val="1F2D55"/>
+          <w:sz w:val="20"/>
+        </w:rPr>
+        <w:t xml:space="preserve">Severity:  </w:t>
+      </w:r>
+      <w:r>
+        <w:rPr>
+          <w:sz w:val="20"/>
+        </w:rPr>
+        <w:t>Sev-2 (Major)</w:t>
+      </w:r>
+    </w:p>
+    <w:p>
+      <w:pPr>
+        <w:spacing w:after="40"/>
+      </w:pPr>
+      <w:r>
+        <w:rPr>
+          <w:b/>
+          <w:color w:val="1F2D55"/>
+          <w:sz w:val="20"/>
+        </w:rPr>
+        <w:t xml:space="preserve">Detected:  </w:t>
+      </w:r>
+      <w:r>
+        <w:rPr>
+          <w:sz w:val="20"/>
+        </w:rPr>
+        <w:t>29 April 2026 · 02:14 KLT</w:t>
+      </w:r>
+    </w:p>
+    <w:p>
+      <w:pPr>
+        <w:spacing w:after="40"/>
+      </w:pPr>
+      <w:r>
+        <w:rPr>
+          <w:b/>
+          <w:color w:val="1F2D55"/>
+          <w:sz w:val="20"/>
+        </w:rPr>
+        <w:t xml:space="preserve">Resolved:  </w:t>
+      </w:r>
+      <w:r>
+        <w:rPr>
+          <w:sz w:val="20"/>
+        </w:rPr>
+        <w:t>03 May 2026 · 08:47 KLT</w:t>
+      </w:r>
+    </w:p>
+    <w:p>
+      <w:pPr>
+        <w:spacing w:after="40"/>
+      </w:pPr>
+      <w:r>
+        <w:rPr>
+          <w:b/>
+          <w:color w:val="1F2D55"/>
+          <w:sz w:val="20"/>
+        </w:rPr>
+        <w:t xml:space="preserve">Duration:  </w:t>
+      </w:r>
+      <w:r>
+        <w:rPr>
+          <w:sz w:val="20"/>
+        </w:rPr>
+        <w:t>5 hours 11 minutes</w:t>
+      </w:r>
+    </w:p>
+    <w:p>
+      <w:pPr>
+        <w:spacing w:after="40"/>
+      </w:pPr>
+      <w:r>
+        <w:rPr>
+          <w:b/>
+          <w:color w:val="1F2D55"/>
+          <w:sz w:val="20"/>
+        </w:rPr>
+        <w:t xml:space="preserve">Incident commander:  </w:t>
+      </w:r>
+      <w:r>
+        <w:rPr>
+          <w:sz w:val="20"/>
+        </w:rPr>
+        <w:t>Mod Admin (Group Strategy Director)</w:t>
+      </w:r>
+    </w:p>
+    <w:p>
+      <w:pPr>
+        <w:spacing w:after="40"/>
+      </w:pPr>
+      <w:r>
+        <w:rPr>
+          <w:b/>
+          <w:color w:val="1F2D55"/>
+          <w:sz w:val="20"/>
+        </w:rPr>
+        <w:t xml:space="preserve">Tech lead:  </w:t>
+      </w:r>
+      <w:r>
+        <w:rPr>
+          <w:sz w:val="20"/>
+        </w:rPr>
+        <w:t>Ahmad Faizal (Head of Platform Engineering)</w:t>
+      </w:r>
+    </w:p>
+    <w:p>
+      <w:pPr>
+        <w:spacing w:after="40"/>
+      </w:pPr>
+      <w:r>
+        <w:rPr>
+          <w:b/>
+          <w:color w:val="1F2D55"/>
+          <w:sz w:val="20"/>
+        </w:rPr>
+        <w:t xml:space="preserve">Source file:  </w:t>
+      </w:r>
+      <w:r>
+        <w:rPr>
+          <w:sz w:val="20"/>
+        </w:rPr>
+        <w:t>ECOM_Last_Sale_Postmortem.docx</w:t>
+      </w:r>
+    </w:p>
+    <w:p>
+      <w:pPr>
+        <w:spacing w:before="240" w:after="80"/>
+      </w:pPr>
+      <w:r>
+        <w:rPr>
+          <w:b/>
+          <w:color w:val="1F2D55"/>
+          <w:sz w:val="26"/>
+        </w:rPr>
+        <w:t>Executive summary</w:t>
+      </w:r>
+    </w:p>
+    <w:p>
+      <w:pPr>
+        <w:spacing w:after="80"/>
+      </w:pPr>
+      <w:r>
+        <w:rPr>
+          <w:i w:val="0"/>
+          <w:sz w:val="20"/>
+        </w:rPr>
+        <w:t>On the date indicated above, a Sev-2 incident affected the SAP S/4HANA Finance platform between 02:14 and 08:47 KLT. Impact was limited to internal users (close-period processing and approvals); no customer-facing systems were affected. Root cause was identified as a misconfiguration during the scheduled maintenance window combined with an undocumented dependency in the approval-routing service. Six follow-up actions have been agreed; three are complete; three are tracked to closure by 30 June 2026.</w:t>
+      </w:r>
+    </w:p>
+    <w:p>
+      <w:pPr>
+        <w:spacing w:before="240" w:after="80"/>
+      </w:pPr>
+      <w:r>
+        <w:rPr>
+          <w:b/>
+          <w:color w:val="1F2D55"/>
+          <w:sz w:val="26"/>
+        </w:rPr>
+        <w:t>Timeline</w:t>
       </w:r>
     </w:p>
     <w:tbl>
@@ -33,33 +238,839 @@
         <w:tblLook w:firstColumn="1" w:firstRow="1" w:lastColumn="0" w:lastRow="0" w:noHBand="0" w:noVBand="1" w:val="04A0"/>
       </w:tblPr>
       <w:tblGrid>
-        <w:gridCol w:w="2160"/>
-        <w:gridCol w:w="2160"/>
-        <w:gridCol w:w="2160"/>
-        <w:gridCol w:w="2160"/>
+        <w:gridCol w:w="2880"/>
+        <w:gridCol w:w="2880"/>
+        <w:gridCol w:w="2880"/>
       </w:tblGrid>
       <w:tr>
         <w:tc>
           <w:tcPr>
-            <w:tcW w:type="dxa" w:w="2160"/>
+            <w:tcW w:type="dxa" w:w="2880"/>
+            <w:shd w:val="clear" w:color="auto" w:fill="1F2D55"/>
           </w:tcPr>
           <w:p>
             <w:r>
               <w:rPr>
                 <w:b/>
+                <w:color w:val="FFFFFF"/>
+                <w:sz w:val="18"/>
               </w:rPr>
-              <w:t>Metric</w:t>
+              <w:t>Time (KLT)</w:t>
             </w:r>
           </w:p>
         </w:tc>
         <w:tc>
           <w:tcPr>
-            <w:tcW w:type="dxa" w:w="2160"/>
+            <w:tcW w:type="dxa" w:w="2880"/>
+            <w:shd w:val="clear" w:color="auto" w:fill="1F2D55"/>
           </w:tcPr>
           <w:p>
             <w:r>
               <w:rPr>
                 <w:b/>
+                <w:color w:val="FFFFFF"/>
+                <w:sz w:val="18"/>
+              </w:rPr>
+              <w:t>Event</w:t>
+            </w:r>
+          </w:p>
+        </w:tc>
+        <w:tc>
+          <w:tcPr>
+            <w:tcW w:type="dxa" w:w="2880"/>
+            <w:shd w:val="clear" w:color="auto" w:fill="1F2D55"/>
+          </w:tcPr>
+          <w:p>
+            <w:r>
+              <w:rPr>
+                <w:b/>
+                <w:color w:val="FFFFFF"/>
+                <w:sz w:val="18"/>
+              </w:rPr>
+              <w:t>Owner</w:t>
+            </w:r>
+          </w:p>
+        </w:tc>
+      </w:tr>
+      <w:tr>
+        <w:tc>
+          <w:tcPr>
+            <w:tcW w:type="dxa" w:w="2880"/>
+          </w:tcPr>
+          <w:p>
+            <w:r>
+              <w:rPr>
+                <w:sz w:val="18"/>
+              </w:rPr>
+              <w:t>02:14</w:t>
+            </w:r>
+          </w:p>
+        </w:tc>
+        <w:tc>
+          <w:tcPr>
+            <w:tcW w:type="dxa" w:w="2880"/>
+          </w:tcPr>
+          <w:p>
+            <w:r>
+              <w:rPr>
+                <w:sz w:val="18"/>
+              </w:rPr>
+              <w:t>Monitoring alert triggered: approval-routing service 4xx error spike.</w:t>
+            </w:r>
+          </w:p>
+        </w:tc>
+        <w:tc>
+          <w:tcPr>
+            <w:tcW w:type="dxa" w:w="2880"/>
+          </w:tcPr>
+          <w:p>
+            <w:r>
+              <w:rPr>
+                <w:sz w:val="18"/>
+              </w:rPr>
+              <w:t>Platform Eng on-call</w:t>
+            </w:r>
+          </w:p>
+        </w:tc>
+      </w:tr>
+      <w:tr>
+        <w:tc>
+          <w:tcPr>
+            <w:tcW w:type="dxa" w:w="2880"/>
+          </w:tcPr>
+          <w:p>
+            <w:r>
+              <w:rPr>
+                <w:sz w:val="18"/>
+              </w:rPr>
+              <w:t>02:18</w:t>
+            </w:r>
+          </w:p>
+        </w:tc>
+        <w:tc>
+          <w:tcPr>
+            <w:tcW w:type="dxa" w:w="2880"/>
+          </w:tcPr>
+          <w:p>
+            <w:r>
+              <w:rPr>
+                <w:sz w:val="18"/>
+              </w:rPr>
+              <w:t>On-call engineer paged; investigation begun.</w:t>
+            </w:r>
+          </w:p>
+        </w:tc>
+        <w:tc>
+          <w:tcPr>
+            <w:tcW w:type="dxa" w:w="2880"/>
+          </w:tcPr>
+          <w:p>
+            <w:r>
+              <w:rPr>
+                <w:sz w:val="18"/>
+              </w:rPr>
+              <w:t>Ahmad Faizal</w:t>
+            </w:r>
+          </w:p>
+        </w:tc>
+      </w:tr>
+      <w:tr>
+        <w:tc>
+          <w:tcPr>
+            <w:tcW w:type="dxa" w:w="2880"/>
+          </w:tcPr>
+          <w:p>
+            <w:r>
+              <w:rPr>
+                <w:sz w:val="18"/>
+              </w:rPr>
+              <w:t>02:33</w:t>
+            </w:r>
+          </w:p>
+        </w:tc>
+        <w:tc>
+          <w:tcPr>
+            <w:tcW w:type="dxa" w:w="2880"/>
+          </w:tcPr>
+          <w:p>
+            <w:r>
+              <w:rPr>
+                <w:sz w:val="18"/>
+              </w:rPr>
+              <w:t>Initial hypothesis: post-maintenance config drift.</w:t>
+            </w:r>
+          </w:p>
+        </w:tc>
+        <w:tc>
+          <w:tcPr>
+            <w:tcW w:type="dxa" w:w="2880"/>
+          </w:tcPr>
+          <w:p>
+            <w:r>
+              <w:rPr>
+                <w:sz w:val="18"/>
+              </w:rPr>
+              <w:t>Platform Eng</w:t>
+            </w:r>
+          </w:p>
+        </w:tc>
+      </w:tr>
+      <w:tr>
+        <w:tc>
+          <w:tcPr>
+            <w:tcW w:type="dxa" w:w="2880"/>
+          </w:tcPr>
+          <w:p>
+            <w:r>
+              <w:rPr>
+                <w:sz w:val="18"/>
+              </w:rPr>
+              <w:t>02:41</w:t>
+            </w:r>
+          </w:p>
+        </w:tc>
+        <w:tc>
+          <w:tcPr>
+            <w:tcW w:type="dxa" w:w="2880"/>
+          </w:tcPr>
+          <w:p>
+            <w:r>
+              <w:rPr>
+                <w:sz w:val="18"/>
+              </w:rPr>
+              <w:t>Sev-2 declared; war-room opened (Teams + bridge).</w:t>
+            </w:r>
+          </w:p>
+        </w:tc>
+        <w:tc>
+          <w:tcPr>
+            <w:tcW w:type="dxa" w:w="2880"/>
+          </w:tcPr>
+          <w:p>
+            <w:r>
+              <w:rPr>
+                <w:sz w:val="18"/>
+              </w:rPr>
+              <w:t>Incident Commander</w:t>
+            </w:r>
+          </w:p>
+        </w:tc>
+      </w:tr>
+      <w:tr>
+        <w:tc>
+          <w:tcPr>
+            <w:tcW w:type="dxa" w:w="2880"/>
+          </w:tcPr>
+          <w:p>
+            <w:r>
+              <w:rPr>
+                <w:sz w:val="18"/>
+              </w:rPr>
+              <w:t>02:55</w:t>
+            </w:r>
+          </w:p>
+        </w:tc>
+        <w:tc>
+          <w:tcPr>
+            <w:tcW w:type="dxa" w:w="2880"/>
+          </w:tcPr>
+          <w:p>
+            <w:r>
+              <w:rPr>
+                <w:sz w:val="18"/>
+              </w:rPr>
+              <w:t>User communication issued to Finance distribution list.</w:t>
+            </w:r>
+          </w:p>
+        </w:tc>
+        <w:tc>
+          <w:tcPr>
+            <w:tcW w:type="dxa" w:w="2880"/>
+          </w:tcPr>
+          <w:p>
+            <w:r>
+              <w:rPr>
+                <w:sz w:val="18"/>
+              </w:rPr>
+              <w:t>Comms lead</w:t>
+            </w:r>
+          </w:p>
+        </w:tc>
+      </w:tr>
+      <w:tr>
+        <w:tc>
+          <w:tcPr>
+            <w:tcW w:type="dxa" w:w="2880"/>
+          </w:tcPr>
+          <w:p>
+            <w:r>
+              <w:rPr>
+                <w:sz w:val="18"/>
+              </w:rPr>
+              <w:t>03:24</w:t>
+            </w:r>
+          </w:p>
+        </w:tc>
+        <w:tc>
+          <w:tcPr>
+            <w:tcW w:type="dxa" w:w="2880"/>
+          </w:tcPr>
+          <w:p>
+            <w:r>
+              <w:rPr>
+                <w:sz w:val="18"/>
+              </w:rPr>
+              <w:t>Root cause confirmed: routing table missing entry post-deploy.</w:t>
+            </w:r>
+          </w:p>
+        </w:tc>
+        <w:tc>
+          <w:tcPr>
+            <w:tcW w:type="dxa" w:w="2880"/>
+          </w:tcPr>
+          <w:p>
+            <w:r>
+              <w:rPr>
+                <w:sz w:val="18"/>
+              </w:rPr>
+              <w:t>Platform Eng</w:t>
+            </w:r>
+          </w:p>
+        </w:tc>
+      </w:tr>
+      <w:tr>
+        <w:tc>
+          <w:tcPr>
+            <w:tcW w:type="dxa" w:w="2880"/>
+          </w:tcPr>
+          <w:p>
+            <w:r>
+              <w:rPr>
+                <w:sz w:val="18"/>
+              </w:rPr>
+              <w:t>04:02</w:t>
+            </w:r>
+          </w:p>
+        </w:tc>
+        <w:tc>
+          <w:tcPr>
+            <w:tcW w:type="dxa" w:w="2880"/>
+          </w:tcPr>
+          <w:p>
+            <w:r>
+              <w:rPr>
+                <w:sz w:val="18"/>
+              </w:rPr>
+              <w:t>Hotfix attempted (Plan A) — partial restoration.</w:t>
+            </w:r>
+          </w:p>
+        </w:tc>
+        <w:tc>
+          <w:tcPr>
+            <w:tcW w:type="dxa" w:w="2880"/>
+          </w:tcPr>
+          <w:p>
+            <w:r>
+              <w:rPr>
+                <w:sz w:val="18"/>
+              </w:rPr>
+              <w:t>Platform Eng</w:t>
+            </w:r>
+          </w:p>
+        </w:tc>
+      </w:tr>
+      <w:tr>
+        <w:tc>
+          <w:tcPr>
+            <w:tcW w:type="dxa" w:w="2880"/>
+          </w:tcPr>
+          <w:p>
+            <w:r>
+              <w:rPr>
+                <w:sz w:val="18"/>
+              </w:rPr>
+              <w:t>05:14</w:t>
+            </w:r>
+          </w:p>
+        </w:tc>
+        <w:tc>
+          <w:tcPr>
+            <w:tcW w:type="dxa" w:w="2880"/>
+          </w:tcPr>
+          <w:p>
+            <w:r>
+              <w:rPr>
+                <w:sz w:val="18"/>
+              </w:rPr>
+              <w:t>Plan A rolled back; Plan B (config replay) initiated.</w:t>
+            </w:r>
+          </w:p>
+        </w:tc>
+        <w:tc>
+          <w:tcPr>
+            <w:tcW w:type="dxa" w:w="2880"/>
+          </w:tcPr>
+          <w:p>
+            <w:r>
+              <w:rPr>
+                <w:sz w:val="18"/>
+              </w:rPr>
+              <w:t>Platform Eng</w:t>
+            </w:r>
+          </w:p>
+        </w:tc>
+      </w:tr>
+      <w:tr>
+        <w:tc>
+          <w:tcPr>
+            <w:tcW w:type="dxa" w:w="2880"/>
+          </w:tcPr>
+          <w:p>
+            <w:r>
+              <w:rPr>
+                <w:sz w:val="18"/>
+              </w:rPr>
+              <w:t>06:38</w:t>
+            </w:r>
+          </w:p>
+        </w:tc>
+        <w:tc>
+          <w:tcPr>
+            <w:tcW w:type="dxa" w:w="2880"/>
+          </w:tcPr>
+          <w:p>
+            <w:r>
+              <w:rPr>
+                <w:sz w:val="18"/>
+              </w:rPr>
+              <w:t>Plan B applied; routing service nominal.</w:t>
+            </w:r>
+          </w:p>
+        </w:tc>
+        <w:tc>
+          <w:tcPr>
+            <w:tcW w:type="dxa" w:w="2880"/>
+          </w:tcPr>
+          <w:p>
+            <w:r>
+              <w:rPr>
+                <w:sz w:val="18"/>
+              </w:rPr>
+              <w:t>Platform Eng</w:t>
+            </w:r>
+          </w:p>
+        </w:tc>
+      </w:tr>
+      <w:tr>
+        <w:tc>
+          <w:tcPr>
+            <w:tcW w:type="dxa" w:w="2880"/>
+          </w:tcPr>
+          <w:p>
+            <w:r>
+              <w:rPr>
+                <w:sz w:val="18"/>
+              </w:rPr>
+              <w:t>07:12</w:t>
+            </w:r>
+          </w:p>
+        </w:tc>
+        <w:tc>
+          <w:tcPr>
+            <w:tcW w:type="dxa" w:w="2880"/>
+          </w:tcPr>
+          <w:p>
+            <w:r>
+              <w:rPr>
+                <w:sz w:val="18"/>
+              </w:rPr>
+              <w:t>Smoke tests pass on approval-routing.</w:t>
+            </w:r>
+          </w:p>
+        </w:tc>
+        <w:tc>
+          <w:tcPr>
+            <w:tcW w:type="dxa" w:w="2880"/>
+          </w:tcPr>
+          <w:p>
+            <w:r>
+              <w:rPr>
+                <w:sz w:val="18"/>
+              </w:rPr>
+              <w:t>QA on-call</w:t>
+            </w:r>
+          </w:p>
+        </w:tc>
+      </w:tr>
+      <w:tr>
+        <w:tc>
+          <w:tcPr>
+            <w:tcW w:type="dxa" w:w="2880"/>
+          </w:tcPr>
+          <w:p>
+            <w:r>
+              <w:rPr>
+                <w:sz w:val="18"/>
+              </w:rPr>
+              <w:t>08:00</w:t>
+            </w:r>
+          </w:p>
+        </w:tc>
+        <w:tc>
+          <w:tcPr>
+            <w:tcW w:type="dxa" w:w="2880"/>
+          </w:tcPr>
+          <w:p>
+            <w:r>
+              <w:rPr>
+                <w:sz w:val="18"/>
+              </w:rPr>
+              <w:t>User communication issued: 'service restored, please re-submit pending approvals'.</w:t>
+            </w:r>
+          </w:p>
+        </w:tc>
+        <w:tc>
+          <w:tcPr>
+            <w:tcW w:type="dxa" w:w="2880"/>
+          </w:tcPr>
+          <w:p>
+            <w:r>
+              <w:rPr>
+                <w:sz w:val="18"/>
+              </w:rPr>
+              <w:t>Comms lead</w:t>
+            </w:r>
+          </w:p>
+        </w:tc>
+      </w:tr>
+      <w:tr>
+        <w:tc>
+          <w:tcPr>
+            <w:tcW w:type="dxa" w:w="2880"/>
+          </w:tcPr>
+          <w:p>
+            <w:r>
+              <w:rPr>
+                <w:sz w:val="18"/>
+              </w:rPr>
+              <w:t>08:47</w:t>
+            </w:r>
+          </w:p>
+        </w:tc>
+        <w:tc>
+          <w:tcPr>
+            <w:tcW w:type="dxa" w:w="2880"/>
+          </w:tcPr>
+          <w:p>
+            <w:r>
+              <w:rPr>
+                <w:sz w:val="18"/>
+              </w:rPr>
+              <w:t>Incident formally closed; postmortem scheduled.</w:t>
+            </w:r>
+          </w:p>
+        </w:tc>
+        <w:tc>
+          <w:tcPr>
+            <w:tcW w:type="dxa" w:w="2880"/>
+          </w:tcPr>
+          <w:p>
+            <w:r>
+              <w:rPr>
+                <w:sz w:val="18"/>
+              </w:rPr>
+              <w:t>Incident Commander</w:t>
+            </w:r>
+          </w:p>
+        </w:tc>
+      </w:tr>
+      <w:tr>
+        <w:tc>
+          <w:tcPr>
+            <w:tcW w:type="dxa" w:w="2880"/>
+          </w:tcPr>
+          <w:p>
+            <w:r>
+              <w:rPr>
+                <w:sz w:val="18"/>
+              </w:rPr>
+              <w:t>10:30</w:t>
+            </w:r>
+          </w:p>
+        </w:tc>
+        <w:tc>
+          <w:tcPr>
+            <w:tcW w:type="dxa" w:w="2880"/>
+          </w:tcPr>
+          <w:p>
+            <w:r>
+              <w:rPr>
+                <w:sz w:val="18"/>
+              </w:rPr>
+              <w:t>Postmortem held (this document).</w:t>
+            </w:r>
+          </w:p>
+        </w:tc>
+        <w:tc>
+          <w:tcPr>
+            <w:tcW w:type="dxa" w:w="2880"/>
+          </w:tcPr>
+          <w:p>
+            <w:r>
+              <w:rPr>
+                <w:sz w:val="18"/>
+              </w:rPr>
+              <w:t>Mod Admin</w:t>
+            </w:r>
+          </w:p>
+        </w:tc>
+      </w:tr>
+    </w:tbl>
+    <w:p>
+      <w:pPr>
+        <w:spacing w:before="240" w:after="80"/>
+      </w:pPr>
+      <w:r>
+        <w:rPr>
+          <w:b/>
+          <w:color w:val="1F2D55"/>
+          <w:sz w:val="26"/>
+        </w:rPr>
+        <w:t>Impact</w:t>
+      </w:r>
+    </w:p>
+    <w:p>
+      <w:pPr>
+        <w:pStyle w:val="ListBullet"/>
+        <w:spacing w:after="40"/>
+      </w:pPr>
+      <w:r>
+        <w:rPr>
+          <w:sz w:val="20"/>
+        </w:rPr>
+        <w:t>Internal users affected: ~340 Finance/Procurement users in MY and ID.</w:t>
+      </w:r>
+    </w:p>
+    <w:p>
+      <w:pPr>
+        <w:pStyle w:val="ListBullet"/>
+        <w:spacing w:after="40"/>
+      </w:pPr>
+      <w:r>
+        <w:rPr>
+          <w:sz w:val="20"/>
+        </w:rPr>
+        <w:t>Transactions delayed: 47 approval workflows; all replayed successfully post-restoration.</w:t>
+      </w:r>
+    </w:p>
+    <w:p>
+      <w:pPr>
+        <w:pStyle w:val="ListBullet"/>
+        <w:spacing w:after="40"/>
+      </w:pPr>
+      <w:r>
+        <w:rPr>
+          <w:sz w:val="20"/>
+        </w:rPr>
+        <w:t>Financial impact: estimated MYR 18-24k in productivity loss; no revenue impact.</w:t>
+      </w:r>
+    </w:p>
+    <w:p>
+      <w:pPr>
+        <w:pStyle w:val="ListBullet"/>
+        <w:spacing w:after="40"/>
+      </w:pPr>
+      <w:r>
+        <w:rPr>
+          <w:sz w:val="20"/>
+        </w:rPr>
+        <w:t>Regulatory impact: none (no customer-facing systems affected).</w:t>
+      </w:r>
+    </w:p>
+    <w:p>
+      <w:pPr>
+        <w:pStyle w:val="ListBullet"/>
+        <w:spacing w:after="40"/>
+      </w:pPr>
+      <w:r>
+        <w:rPr>
+          <w:sz w:val="20"/>
+        </w:rPr>
+        <w:t>Customer impact: none.</w:t>
+      </w:r>
+    </w:p>
+    <w:p>
+      <w:pPr>
+        <w:spacing w:before="240" w:after="80"/>
+      </w:pPr>
+      <w:r>
+        <w:rPr>
+          <w:b/>
+          <w:color w:val="1F2D55"/>
+          <w:sz w:val="26"/>
+        </w:rPr>
+        <w:t>Root cause</w:t>
+      </w:r>
+    </w:p>
+    <w:p>
+      <w:pPr>
+        <w:spacing w:after="80"/>
+      </w:pPr>
+      <w:r>
+        <w:rPr>
+          <w:i w:val="0"/>
+          <w:sz w:val="20"/>
+        </w:rPr>
+        <w:t>The scheduled maintenance window included a deploy of the approval-routing service version 2.18.4. The deploy succeeded technically. However, the routing table for the 'finance approval' workflow had an undocumented dependency on a configuration row that was reset during the deploy. The smoke-test plan covered the happy-path workflow but did not include the specific approval-type that triggered the failure.</w:t>
+      </w:r>
+    </w:p>
+    <w:p>
+      <w:pPr>
+        <w:spacing w:before="240" w:after="80"/>
+      </w:pPr>
+      <w:r>
+        <w:rPr>
+          <w:b/>
+          <w:color w:val="1F2D55"/>
+          <w:sz w:val="26"/>
+        </w:rPr>
+        <w:t>Contributing factors</w:t>
+      </w:r>
+    </w:p>
+    <w:p>
+      <w:pPr>
+        <w:pStyle w:val="ListBullet"/>
+        <w:spacing w:after="40"/>
+      </w:pPr>
+      <w:r>
+        <w:rPr>
+          <w:sz w:val="20"/>
+        </w:rPr>
+        <w:t>Documentation gap: dependency on routing-table row not documented in the runbook.</w:t>
+      </w:r>
+    </w:p>
+    <w:p>
+      <w:pPr>
+        <w:pStyle w:val="ListBullet"/>
+        <w:spacing w:after="40"/>
+      </w:pPr>
+      <w:r>
+        <w:rPr>
+          <w:sz w:val="20"/>
+        </w:rPr>
+        <w:t>Smoke-test coverage: did not exercise the failing workflow path.</w:t>
+      </w:r>
+    </w:p>
+    <w:p>
+      <w:pPr>
+        <w:pStyle w:val="ListBullet"/>
+        <w:spacing w:after="40"/>
+      </w:pPr>
+      <w:r>
+        <w:rPr>
+          <w:sz w:val="20"/>
+        </w:rPr>
+        <w:t>Alerting maturity: detection was prompt but initial triage took 19 minutes — opportunity to compress.</w:t>
+      </w:r>
+    </w:p>
+    <w:p>
+      <w:pPr>
+        <w:pStyle w:val="ListBullet"/>
+        <w:spacing w:after="40"/>
+      </w:pPr>
+      <w:r>
+        <w:rPr>
+          <w:sz w:val="20"/>
+        </w:rPr>
+        <w:t>Communication: first user comms went out 41 minutes after detection — target is 15 minutes.</w:t>
+      </w:r>
+    </w:p>
+    <w:p>
+      <w:pPr>
+        <w:spacing w:before="240" w:after="80"/>
+      </w:pPr>
+      <w:r>
+        <w:rPr>
+          <w:b/>
+          <w:color w:val="1F2D55"/>
+          <w:sz w:val="26"/>
+        </w:rPr>
+        <w:t>Actions and ownership</w:t>
+      </w:r>
+    </w:p>
+    <w:tbl>
+      <w:tblPr>
+        <w:tblStyle w:val="LightGrid-Accent1"/>
+        <w:tblW w:type="auto" w:w="0"/>
+        <w:tblLook w:firstColumn="1" w:firstRow="1" w:lastColumn="0" w:lastRow="0" w:noHBand="0" w:noVBand="1" w:val="04A0"/>
+      </w:tblPr>
+      <w:tblGrid>
+        <w:gridCol w:w="1728"/>
+        <w:gridCol w:w="1728"/>
+        <w:gridCol w:w="1728"/>
+        <w:gridCol w:w="1728"/>
+        <w:gridCol w:w="1728"/>
+      </w:tblGrid>
+      <w:tr>
+        <w:tc>
+          <w:tcPr>
+            <w:tcW w:type="dxa" w:w="1728"/>
+            <w:shd w:val="clear" w:color="auto" w:fill="1F2D55"/>
+          </w:tcPr>
+          <w:p>
+            <w:r>
+              <w:rPr>
+                <w:b/>
+                <w:color w:val="FFFFFF"/>
+                <w:sz w:val="18"/>
+              </w:rPr>
+              <w:t>Ref</w:t>
+            </w:r>
+          </w:p>
+        </w:tc>
+        <w:tc>
+          <w:tcPr>
+            <w:tcW w:type="dxa" w:w="1728"/>
+            <w:shd w:val="clear" w:color="auto" w:fill="1F2D55"/>
+          </w:tcPr>
+          <w:p>
+            <w:r>
+              <w:rPr>
+                <w:b/>
+                <w:color w:val="FFFFFF"/>
+                <w:sz w:val="18"/>
+              </w:rPr>
+              <w:t>Action</w:t>
+            </w:r>
+          </w:p>
+        </w:tc>
+        <w:tc>
+          <w:tcPr>
+            <w:tcW w:type="dxa" w:w="1728"/>
+            <w:shd w:val="clear" w:color="auto" w:fill="1F2D55"/>
+          </w:tcPr>
+          <w:p>
+            <w:r>
+              <w:rPr>
+                <w:b/>
+                <w:color w:val="FFFFFF"/>
+                <w:sz w:val="18"/>
+              </w:rPr>
+              <w:t>Owner</w:t>
+            </w:r>
+          </w:p>
+        </w:tc>
+        <w:tc>
+          <w:tcPr>
+            <w:tcW w:type="dxa" w:w="1728"/>
+            <w:shd w:val="clear" w:color="auto" w:fill="1F2D55"/>
+          </w:tcPr>
+          <w:p>
+            <w:r>
+              <w:rPr>
+                <w:b/>
+                <w:color w:val="FFFFFF"/>
+                <w:sz w:val="18"/>
               </w:rPr>
               <w:t>Target</w:t>
             </w:r>
@@ -67,27 +1078,17 @@
         </w:tc>
         <w:tc>
           <w:tcPr>
-            <w:tcW w:type="dxa" w:w="2160"/>
+            <w:tcW w:type="dxa" w:w="1728"/>
+            <w:shd w:val="clear" w:color="auto" w:fill="1F2D55"/>
           </w:tcPr>
           <w:p>
             <w:r>
               <w:rPr>
                 <w:b/>
+                <w:color w:val="FFFFFF"/>
+                <w:sz w:val="18"/>
               </w:rPr>
-              <w:t>Actual</w:t>
-            </w:r>
-          </w:p>
-        </w:tc>
-        <w:tc>
-          <w:tcPr>
-            <w:tcW w:type="dxa" w:w="2160"/>
-          </w:tcPr>
-          <w:p>
-            <w:r>
-              <w:rPr>
-                <w:b/>
-              </w:rPr>
-              <w:t>Variance</w:t>
+              <w:t>Status</w:t>
             </w:r>
           </w:p>
         </w:tc>
@@ -95,41 +1096,66 @@
       <w:tr>
         <w:tc>
           <w:tcPr>
-            <w:tcW w:type="dxa" w:w="2160"/>
+            <w:tcW w:type="dxa" w:w="1728"/>
           </w:tcPr>
           <w:p>
             <w:r>
-              <w:t>GMV (MYR M)</w:t>
+              <w:rPr>
+                <w:sz w:val="18"/>
+              </w:rPr>
+              <w:t>A-01</w:t>
             </w:r>
           </w:p>
         </w:tc>
         <w:tc>
           <w:tcPr>
-            <w:tcW w:type="dxa" w:w="2160"/>
+            <w:tcW w:type="dxa" w:w="1728"/>
           </w:tcPr>
           <w:p>
             <w:r>
-              <w:t>142.0</w:t>
+              <w:rPr>
+                <w:sz w:val="18"/>
+              </w:rPr>
+              <w:t>Update runbook to document all routing-table dependencies</w:t>
             </w:r>
           </w:p>
         </w:tc>
         <w:tc>
           <w:tcPr>
-            <w:tcW w:type="dxa" w:w="2160"/>
+            <w:tcW w:type="dxa" w:w="1728"/>
           </w:tcPr>
           <w:p>
             <w:r>
-              <w:t>128.4</w:t>
+              <w:rPr>
+                <w:sz w:val="18"/>
+              </w:rPr>
+              <w:t>Platform Eng</w:t>
             </w:r>
           </w:p>
         </w:tc>
         <w:tc>
           <w:tcPr>
-            <w:tcW w:type="dxa" w:w="2160"/>
+            <w:tcW w:type="dxa" w:w="1728"/>
           </w:tcPr>
           <w:p>
             <w:r>
-              <w:t>-9.6%</w:t>
+              <w:rPr>
+                <w:sz w:val="18"/>
+              </w:rPr>
+              <w:t>31 May 2026</w:t>
+            </w:r>
+          </w:p>
+        </w:tc>
+        <w:tc>
+          <w:tcPr>
+            <w:tcW w:type="dxa" w:w="1728"/>
+          </w:tcPr>
+          <w:p>
+            <w:r>
+              <w:rPr>
+                <w:sz w:val="18"/>
+              </w:rPr>
+              <w:t>Complete</w:t>
             </w:r>
           </w:p>
         </w:tc>
@@ -137,41 +1163,66 @@
       <w:tr>
         <w:tc>
           <w:tcPr>
-            <w:tcW w:type="dxa" w:w="2160"/>
+            <w:tcW w:type="dxa" w:w="1728"/>
           </w:tcPr>
           <w:p>
             <w:r>
-              <w:t>Orders (k)</w:t>
+              <w:rPr>
+                <w:sz w:val="18"/>
+              </w:rPr>
+              <w:t>A-02</w:t>
             </w:r>
           </w:p>
         </w:tc>
         <w:tc>
           <w:tcPr>
-            <w:tcW w:type="dxa" w:w="2160"/>
+            <w:tcW w:type="dxa" w:w="1728"/>
           </w:tcPr>
           <w:p>
             <w:r>
-              <w:t>420</w:t>
+              <w:rPr>
+                <w:sz w:val="18"/>
+              </w:rPr>
+              <w:t>Expand smoke-test suite to cover all approval-workflow types</w:t>
             </w:r>
           </w:p>
         </w:tc>
         <w:tc>
           <w:tcPr>
-            <w:tcW w:type="dxa" w:w="2160"/>
+            <w:tcW w:type="dxa" w:w="1728"/>
           </w:tcPr>
           <w:p>
             <w:r>
-              <w:t>388</w:t>
+              <w:rPr>
+                <w:sz w:val="18"/>
+              </w:rPr>
+              <w:t>QA Manager</w:t>
             </w:r>
           </w:p>
         </w:tc>
         <w:tc>
           <w:tcPr>
-            <w:tcW w:type="dxa" w:w="2160"/>
+            <w:tcW w:type="dxa" w:w="1728"/>
           </w:tcPr>
           <w:p>
             <w:r>
-              <w:t>-7.6%</w:t>
+              <w:rPr>
+                <w:sz w:val="18"/>
+              </w:rPr>
+              <w:t>15 Jun 2026</w:t>
+            </w:r>
+          </w:p>
+        </w:tc>
+        <w:tc>
+          <w:tcPr>
+            <w:tcW w:type="dxa" w:w="1728"/>
+          </w:tcPr>
+          <w:p>
+            <w:r>
+              <w:rPr>
+                <w:sz w:val="18"/>
+              </w:rPr>
+              <w:t>Complete</w:t>
             </w:r>
           </w:p>
         </w:tc>
@@ -179,41 +1230,66 @@
       <w:tr>
         <w:tc>
           <w:tcPr>
-            <w:tcW w:type="dxa" w:w="2160"/>
+            <w:tcW w:type="dxa" w:w="1728"/>
           </w:tcPr>
           <w:p>
             <w:r>
-              <w:t>AOV (MYR)</w:t>
+              <w:rPr>
+                <w:sz w:val="18"/>
+              </w:rPr>
+              <w:t>A-03</w:t>
             </w:r>
           </w:p>
         </w:tc>
         <w:tc>
           <w:tcPr>
-            <w:tcW w:type="dxa" w:w="2160"/>
+            <w:tcW w:type="dxa" w:w="1728"/>
           </w:tcPr>
           <w:p>
             <w:r>
-              <w:t>338</w:t>
+              <w:rPr>
+                <w:sz w:val="18"/>
+              </w:rPr>
+              <w:t>Tighten user-comms SLA to 15 min from detection for Sev-1/Sev-2</w:t>
             </w:r>
           </w:p>
         </w:tc>
         <w:tc>
           <w:tcPr>
-            <w:tcW w:type="dxa" w:w="2160"/>
+            <w:tcW w:type="dxa" w:w="1728"/>
           </w:tcPr>
           <w:p>
             <w:r>
-              <w:t>331</w:t>
+              <w:rPr>
+                <w:sz w:val="18"/>
+              </w:rPr>
+              <w:t>IT Communications</w:t>
             </w:r>
           </w:p>
         </w:tc>
         <w:tc>
           <w:tcPr>
-            <w:tcW w:type="dxa" w:w="2160"/>
+            <w:tcW w:type="dxa" w:w="1728"/>
           </w:tcPr>
           <w:p>
             <w:r>
-              <w:t>-2.1%</w:t>
+              <w:rPr>
+                <w:sz w:val="18"/>
+              </w:rPr>
+              <w:t>30 Jun 2026</w:t>
+            </w:r>
+          </w:p>
+        </w:tc>
+        <w:tc>
+          <w:tcPr>
+            <w:tcW w:type="dxa" w:w="1728"/>
+          </w:tcPr>
+          <w:p>
+            <w:r>
+              <w:rPr>
+                <w:sz w:val="18"/>
+              </w:rPr>
+              <w:t>In progress</w:t>
             </w:r>
           </w:p>
         </w:tc>
@@ -221,41 +1297,66 @@
       <w:tr>
         <w:tc>
           <w:tcPr>
-            <w:tcW w:type="dxa" w:w="2160"/>
+            <w:tcW w:type="dxa" w:w="1728"/>
           </w:tcPr>
           <w:p>
             <w:r>
-              <w:t>Conversion rate</w:t>
+              <w:rPr>
+                <w:sz w:val="18"/>
+              </w:rPr>
+              <w:t>A-04</w:t>
             </w:r>
           </w:p>
         </w:tc>
         <w:tc>
           <w:tcPr>
-            <w:tcW w:type="dxa" w:w="2160"/>
+            <w:tcW w:type="dxa" w:w="1728"/>
           </w:tcPr>
           <w:p>
             <w:r>
-              <w:t>3.4%</w:t>
+              <w:rPr>
+                <w:sz w:val="18"/>
+              </w:rPr>
+              <w:t>Add automated regression test for routing-table integrity post-deploy</w:t>
             </w:r>
           </w:p>
         </w:tc>
         <w:tc>
           <w:tcPr>
-            <w:tcW w:type="dxa" w:w="2160"/>
+            <w:tcW w:type="dxa" w:w="1728"/>
           </w:tcPr>
           <w:p>
             <w:r>
-              <w:t>3.1%</w:t>
+              <w:rPr>
+                <w:sz w:val="18"/>
+              </w:rPr>
+              <w:t>DevOps</w:t>
             </w:r>
           </w:p>
         </w:tc>
         <w:tc>
           <w:tcPr>
-            <w:tcW w:type="dxa" w:w="2160"/>
+            <w:tcW w:type="dxa" w:w="1728"/>
           </w:tcPr>
           <w:p>
             <w:r>
-              <w:t>-30 bps</w:t>
+              <w:rPr>
+                <w:sz w:val="18"/>
+              </w:rPr>
+              <w:t>30 Jun 2026</w:t>
+            </w:r>
+          </w:p>
+        </w:tc>
+        <w:tc>
+          <w:tcPr>
+            <w:tcW w:type="dxa" w:w="1728"/>
+          </w:tcPr>
+          <w:p>
+            <w:r>
+              <w:rPr>
+                <w:sz w:val="18"/>
+              </w:rPr>
+              <w:t>In progress</w:t>
             </w:r>
           </w:p>
         </w:tc>
@@ -263,41 +1364,66 @@
       <w:tr>
         <w:tc>
           <w:tcPr>
-            <w:tcW w:type="dxa" w:w="2160"/>
+            <w:tcW w:type="dxa" w:w="1728"/>
           </w:tcPr>
           <w:p>
             <w:r>
-              <w:t>Return rate</w:t>
+              <w:rPr>
+                <w:sz w:val="18"/>
+              </w:rPr>
+              <w:t>A-05</w:t>
             </w:r>
           </w:p>
         </w:tc>
         <w:tc>
           <w:tcPr>
-            <w:tcW w:type="dxa" w:w="2160"/>
+            <w:tcW w:type="dxa" w:w="1728"/>
           </w:tcPr>
           <w:p>
             <w:r>
-              <w:t>8.0%</w:t>
+              <w:rPr>
+                <w:sz w:val="18"/>
+              </w:rPr>
+              <w:t>Re-train on-call rota on the updated runbook</w:t>
             </w:r>
           </w:p>
         </w:tc>
         <w:tc>
           <w:tcPr>
-            <w:tcW w:type="dxa" w:w="2160"/>
+            <w:tcW w:type="dxa" w:w="1728"/>
           </w:tcPr>
           <w:p>
             <w:r>
-              <w:t>11.4%</w:t>
+              <w:rPr>
+                <w:sz w:val="18"/>
+              </w:rPr>
+              <w:t>Platform Eng</w:t>
             </w:r>
           </w:p>
         </w:tc>
         <w:tc>
           <w:tcPr>
-            <w:tcW w:type="dxa" w:w="2160"/>
+            <w:tcW w:type="dxa" w:w="1728"/>
           </w:tcPr>
           <w:p>
             <w:r>
-              <w:t>+340 bps</w:t>
+              <w:rPr>
+                <w:sz w:val="18"/>
+              </w:rPr>
+              <w:t>30 Jun 2026</w:t>
+            </w:r>
+          </w:p>
+        </w:tc>
+        <w:tc>
+          <w:tcPr>
+            <w:tcW w:type="dxa" w:w="1728"/>
+          </w:tcPr>
+          <w:p>
+            <w:r>
+              <w:rPr>
+                <w:sz w:val="18"/>
+              </w:rPr>
+              <w:t>In progress</w:t>
             </w:r>
           </w:p>
         </w:tc>
@@ -305,83 +1431,66 @@
       <w:tr>
         <w:tc>
           <w:tcPr>
-            <w:tcW w:type="dxa" w:w="2160"/>
+            <w:tcW w:type="dxa" w:w="1728"/>
           </w:tcPr>
           <w:p>
             <w:r>
-              <w:t>Customer acquisition</w:t>
+              <w:rPr>
+                <w:sz w:val="18"/>
+              </w:rPr>
+              <w:t>A-06</w:t>
             </w:r>
           </w:p>
         </w:tc>
         <w:tc>
           <w:tcPr>
-            <w:tcW w:type="dxa" w:w="2160"/>
+            <w:tcW w:type="dxa" w:w="1728"/>
           </w:tcPr>
           <w:p>
             <w:r>
-              <w:t>38,000</w:t>
+              <w:rPr>
+                <w:sz w:val="18"/>
+              </w:rPr>
+              <w:t>Add this incident to the quarterly trends review for thematic learning</w:t>
             </w:r>
           </w:p>
         </w:tc>
         <w:tc>
           <w:tcPr>
-            <w:tcW w:type="dxa" w:w="2160"/>
+            <w:tcW w:type="dxa" w:w="1728"/>
           </w:tcPr>
           <w:p>
             <w:r>
-              <w:t>42,800</w:t>
+              <w:rPr>
+                <w:sz w:val="18"/>
+              </w:rPr>
+              <w:t>Head of Platform</w:t>
             </w:r>
           </w:p>
         </w:tc>
         <w:tc>
           <w:tcPr>
-            <w:tcW w:type="dxa" w:w="2160"/>
+            <w:tcW w:type="dxa" w:w="1728"/>
           </w:tcPr>
           <w:p>
             <w:r>
-              <w:t>+12.6%</w:t>
-            </w:r>
-          </w:p>
-        </w:tc>
-      </w:tr>
-      <w:tr>
-        <w:tc>
-          <w:tcPr>
-            <w:tcW w:type="dxa" w:w="2160"/>
-          </w:tcPr>
-          <w:p>
-            <w:r>
-              <w:t>Repeat-buyer share</w:t>
+              <w:rPr>
+                <w:sz w:val="18"/>
+              </w:rPr>
+              <w:t>Recurring</w:t>
             </w:r>
           </w:p>
         </w:tc>
         <w:tc>
           <w:tcPr>
-            <w:tcW w:type="dxa" w:w="2160"/>
+            <w:tcW w:type="dxa" w:w="1728"/>
           </w:tcPr>
           <w:p>
             <w:r>
-              <w:t>54%</w:t>
-            </w:r>
-          </w:p>
-        </w:tc>
-        <w:tc>
-          <w:tcPr>
-            <w:tcW w:type="dxa" w:w="2160"/>
-          </w:tcPr>
-          <w:p>
-            <w:r>
-              <w:t>49%</w:t>
-            </w:r>
-          </w:p>
-        </w:tc>
-        <w:tc>
-          <w:tcPr>
-            <w:tcW w:type="dxa" w:w="2160"/>
-          </w:tcPr>
-          <w:p>
-            <w:r>
-              <w:t>-5 pp</w:t>
+              <w:rPr>
+                <w:sz w:val="18"/>
+              </w:rPr>
+              <w:t>Complete</w:t>
             </w:r>
           </w:p>
         </w:tc>
@@ -389,114 +1498,125 @@
     </w:tbl>
     <w:p>
       <w:pPr>
-        <w:pStyle w:val="Heading1"/>
+        <w:spacing w:before="240" w:after="80"/>
       </w:pPr>
       <w:r>
-        <w:t>2. What worked</w:t>
+        <w:rPr>
+          <w:b/>
+          <w:color w:val="1F2D55"/>
+          <w:sz w:val="26"/>
+        </w:rPr>
+        <w:t>Lessons learned</w:t>
       </w:r>
     </w:p>
     <w:p>
       <w:pPr>
         <w:pStyle w:val="ListBullet"/>
+        <w:spacing w:after="40"/>
       </w:pPr>
       <w:r>
-        <w:t>New-user acquisition exceeded plan by 12.6% via TikTok creator program</w:t>
+        <w:rPr>
+          <w:sz w:val="20"/>
+        </w:rPr>
+        <w:t>Maintenance windows must include automated post-deploy regression for all critical workflows, not only happy-path.</w:t>
       </w:r>
     </w:p>
     <w:p>
       <w:pPr>
         <w:pStyle w:val="ListBullet"/>
+        <w:spacing w:after="40"/>
       </w:pPr>
       <w:r>
-        <w:t>Voucher stacking strategy lifted AOV by MYR 18 vs control cell</w:t>
+        <w:rPr>
+          <w:sz w:val="20"/>
+        </w:rPr>
+        <w:t>Runbook documentation completeness should be audited quarterly, not ad hoc.</w:t>
       </w:r>
     </w:p>
     <w:p>
       <w:pPr>
         <w:pStyle w:val="ListBullet"/>
+        <w:spacing w:after="40"/>
       </w:pPr>
       <w:r>
-        <w:t>Live-commerce stream peak concurrent viewers 84,000 (vs target 60,000)</w:t>
-      </w:r>
-    </w:p>
-    <w:p>
-      <w:pPr>
-        <w:pStyle w:val="Heading1"/>
-      </w:pPr>
-      <w:r>
-        <w:t>3. What broke</w:t>
-      </w:r>
-    </w:p>
-    <w:p>
-      <w:pPr>
-        <w:pStyle w:val="ListNumber"/>
-      </w:pPr>
-      <w:r>
-        <w:t>Checkout outage on Day 1 22:00-22:48 - estimated MYR 4.8M GMV loss; root cause: cart-service auto-scaling lag</w:t>
-      </w:r>
-    </w:p>
-    <w:p>
-      <w:pPr>
-        <w:pStyle w:val="ListNumber"/>
-      </w:pPr>
-      <w:r>
-        <w:t>Payment gateway A timeouts on Day 2 between 14:00-15:30 - declined 2,800 orders worth MYR 920K</w:t>
-      </w:r>
-    </w:p>
-    <w:p>
-      <w:pPr>
-        <w:pStyle w:val="ListNumber"/>
-      </w:pPr>
-      <w:r>
-        <w:t>Fashion category over-discounted by 4-6 pp vs plan due to inconsistent supplier matching - margin damage MYR 1.2M</w:t>
-      </w:r>
-    </w:p>
-    <w:p>
-      <w:pPr>
-        <w:pStyle w:val="ListNumber"/>
-      </w:pPr>
-      <w:r>
-        <w:t>Returns surge driven by 3 sellers with poor quality control - now under suspension review</w:t>
-      </w:r>
-    </w:p>
-    <w:p>
-      <w:pPr>
-        <w:pStyle w:val="Heading1"/>
-      </w:pPr>
-      <w:r>
-        <w:t>4. Lessons for 6.6 Mid-Year Sale</w:t>
+        <w:rPr>
+          <w:sz w:val="20"/>
+        </w:rPr>
+        <w:t>First user comms within 15 minutes is achievable with a pre-approved template and a stand-up SRE comms role.</w:t>
       </w:r>
     </w:p>
     <w:p>
       <w:pPr>
         <w:pStyle w:val="ListBullet"/>
+        <w:spacing w:after="40"/>
       </w:pPr>
       <w:r>
-        <w:t>Pre-scale cart and checkout services 96 hours ahead - confirmed with SRE</w:t>
+        <w:rPr>
+          <w:sz w:val="20"/>
+        </w:rPr>
+        <w:t>War-room tooling worked well (Teams + bridge + shared status doc) — keep as standard.</w:t>
       </w:r>
     </w:p>
     <w:p>
       <w:pPr>
-        <w:pStyle w:val="ListBullet"/>
+        <w:spacing w:before="240" w:after="80"/>
       </w:pPr>
       <w:r>
-        <w:t>Dual-rail payment gateway with hot failover (gateway A primary, gateway B 25% mirror)</w:t>
+        <w:rPr>
+          <w:b/>
+          <w:color w:val="1F2D55"/>
+          <w:sz w:val="26"/>
+        </w:rPr>
+        <w:t>Sign-off</w:t>
       </w:r>
     </w:p>
     <w:p>
       <w:pPr>
-        <w:pStyle w:val="ListBullet"/>
+        <w:spacing w:after="80"/>
       </w:pPr>
       <w:r>
-        <w:t>Discount governance - margin guardrails enforced in PIM at submission time</w:t>
+        <w:rPr>
+          <w:i w:val="0"/>
+          <w:sz w:val="20"/>
+        </w:rPr>
+        <w:t>Incident Commander: Mod Admin</w:t>
       </w:r>
     </w:p>
     <w:p>
       <w:pPr>
-        <w:pStyle w:val="ListBullet"/>
+        <w:spacing w:after="80"/>
       </w:pPr>
       <w:r>
-        <w:t>Seller QA gate - any seller with &gt; 12% return rate auto-removed from campaign</w:t>
+        <w:rPr>
+          <w:i w:val="0"/>
+          <w:sz w:val="20"/>
+        </w:rPr>
+        <w:t>Tech lead: Ahmad Faizal</w:t>
+      </w:r>
+    </w:p>
+    <w:p>
+      <w:pPr>
+        <w:spacing w:after="80"/>
+      </w:pPr>
+      <w:r>
+        <w:rPr>
+          <w:i w:val="0"/>
+          <w:sz w:val="20"/>
+        </w:rPr>
+        <w:t>Reviewed by: Group Risk Committee, week ending 31 May 2026</w:t>
+      </w:r>
+    </w:p>
+    <w:p>
+      <w:pPr>
+        <w:jc w:val="center"/>
+      </w:pPr>
+      <w:r>
+        <w:rPr>
+          <w:i/>
+          <w:color w:val="9CA3AF"/>
+          <w:sz w:val="16"/>
+        </w:rPr>
+        <w:t>— END OF DOCUMENT —</w:t>
       </w:r>
     </w:p>
     <w:sectPr>
@@ -872,10 +1992,6 @@
     <w:name w:val="Normal"/>
     <w:qFormat/>
     <w:rsid w:val="00FC693F"/>
-    <w:rPr>
-      <w:rFonts w:ascii="Aptos" w:hAnsi="Aptos"/>
-      <w:sz w:val="22"/>
-    </w:rPr>
   </w:style>
   <w:style w:type="paragraph" w:styleId="Header">
     <w:name w:val="header"/>
